--- a/human/tasks/W-02/summary.docx
+++ b/human/tasks/W-02/summary.docx
@@ -90,6 +90,11 @@
     <w:p>
       <w:r>
         <w:t>实际教学时序、SAP和数值须冻结，旧推荐800秒及候选参数不冒充正式方法；核心体验不操作界面与前后问卷分开。独立重建及负例支持有边界规则，四个原团队场景不证明通用语法。</w:t>
+      </w:r>
+    </w:p>
+    <w:p>
+      <w:r>
+        <w:t>W-03本轮官方核对发现AI细则不允许生成式AI起草论文正文，当前写作职责改为真人起草和论证，Agent按允许用途辅助并披露。项目管理Word不作为可直接提交的论文初稿。</w:t>
       </w:r>
     </w:p>
     <w:p>

--- a/human/tasks/W-02/summary.docx
+++ b/human/tasks/W-02/summary.docx
@@ -130,7 +130,7 @@
     </w:p>
     <w:p>
       <w:r>
-        <w:t>U12-07原稿第52/140/180/184行及表格/主张句仍有旧RQ、八题和强制门序。记录OPEN_SIGNED_U1207_REVISION，待其规范化形成当前修订并新复核；不伪造已经关闭。</w:t>
+        <w:t>2026-09-29 U12-07旧原稿实际归档，当前方法、11表和两向解释规格已修，W-02来源和历史测试真实改读新/旧分层。记录FIXED_CURRENT_U1207_SPECIFICATION，当前规格非论文正文，新复核与真人签收仍未完成。</w:t>
       </w:r>
     </w:p>
     <w:p>
@@ -166,7 +166,7 @@
     </w:p>
     <w:p>
       <w:r>
-        <w:t>A-05交同版锁定结果/图表，A-06交全部活动和范围回执，W-01交全文页段及文献增量，U12-07交当前适用稿，U12-10交真实分类。上述输入仍未齐，不写观测效果或宣布主稿完成。</w:t>
+        <w:t>A-05交同版锁定结果/图表，A-06交全部活动和范围回执，W-01交全文页段及文献增量，U12-07交当前写作规格而非论文第一稿，U12-10交真实分类。完整输入仍未齐，不写观测效果或宣布主稿完成。</w:t>
       </w:r>
     </w:p>
     <w:p>
@@ -207,7 +207,7 @@
     </w:p>
     <w:p>
       <w:r>
-        <w:t>累计57/71包规范化，余14，下一W-03。W-02业务仍WAIT_DEP；真实主稿和复核待完成，根目录人类层/Agent层物理迁移与运行引用修复仍未结束。</w:t>
+        <w:t>本包初次整理为第57包；2026-09-29随U12-07修订来源与测试，总进度66/71，余5，下一U12-08。W-02仍WAIT_DEP，真实稿和复核待完成，根目录物理迁移及运行引用修复未结束。</w:t>
       </w:r>
     </w:p>
     <w:p>

--- a/human/tasks/W-02/summary.docx
+++ b/human/tasks/W-02/summary.docx
@@ -207,7 +207,12 @@
     </w:p>
     <w:p>
       <w:r>
-        <w:t>本包初次整理为第57包；2026-09-29随U12-07修订来源与测试，总进度66/71，余5，下一U12-08。W-02仍WAIT_DEP，真实稿和复核待完成，根目录物理迁移及运行引用修复未结束。</w:t>
+        <w:t>规范化71/71包、根目录迁移19/19项完成；每包Word由Agent源生成。</w:t>
+      </w:r>
+    </w:p>
+    <w:p>
+      <w:r>
+        <w:t>业务状态WAIT_DEP，原签收与未交付项不变；后续按注册表和实际依赖推进。</w:t>
       </w:r>
     </w:p>
     <w:p>
